--- a/sdd/Chapter_12_Database_Design_and_Data_Model_SDD.docx
+++ b/sdd/Chapter_12_Database_Design_and_Data_Model_SDD.docx
@@ -675,6 +675,38 @@
         <w:t>Automated daily backups, point-in-time recovery, periodic restore testing, and archival of historical audit data.</w:t>
       </w:r>
     </w:p>
+    <w:p>
+      <w:pPr>
+        <w:pStyle w:val="Heading3"/>
+      </w:pPr>
+      <w:r>
+        <w:t>12.7.1 Interim Implementation Note — Free-Tier Phase (2026-09-24)</w:t>
+      </w:r>
+    </w:p>
+    <w:p>
+      <w:pPr/>
+      <w:r>
+        <w:t>During the current pre-scale implementation and pilot-preparation phase, DigiHostel operates its Supabase database, including the production project, on Supabase's Free tier, which does not include managed point-in-time recovery (PITR) or automated daily backups. This is an explicit, governed, and time-bounded exception to the requirement stated in §12.7 above, not a removal of it.</w:t>
+      </w:r>
+    </w:p>
+    <w:p>
+      <w:pPr/>
+      <w:r>
+        <w:t>Risks accepted during this interim phase: a destructive database operation, accidental deletion, a migration with an unintended data-loss side effect, or a Supabase platform-level incident may result in permanent, unrecoverable loss of production data (including student, parent, staff, leave-approval, exit-authorization, emergency, health, and audit records) for the duration of this phase, since no managed recovery point exists.</w:t>
+      </w:r>
+    </w:p>
+    <w:p>
+      <w:pPr/>
+      <w:r>
+        <w:t>Compensating measures during this phase: forward-fix-only migration discipline, Row-Level Security enabled on every table, a single MFA-gated administrator account, and a controlled, CI-governed production deployment path. These reduce, but do not eliminate, the likelihood of a destructive event; none of them substitutes for a database backup.</w:t>
+      </w:r>
+    </w:p>
+    <w:p>
+      <w:pPr/>
+      <w:r>
+        <w:t>Scale-up commitment: DigiHostel will move to a billed Supabase Pro subscription with PITR enabled, satisfying this section's requirement in full, when the project materially scales or its operational/data-criticality requirements increase, per the qualitative review trigger the project's governance defines. See ADR-022 and ADR-026 in the implementation repository's docs/adr/ directory for the full technical and governance record, including the approved future RPO (1 hour), RTO (1–4 hours), and PITR retention (7 days) targets.</w:t>
+      </w:r>
+    </w:p>
     <w:sectPr>
       <w:pgSz w:w="12240" w:h="15840"/>
       <w:pgMar w:top="1440" w:right="1800" w:bottom="1440" w:left="1800" w:header="720" w:footer="720" w:gutter="0"/>
